--- a/Toothpick_Interactive_Companion.docx
+++ b/Toothpick_Interactive_Companion.docx
@@ -262,25 +262,7 @@
           <w:sz w:val="22"/>
           <w:szCs w:val="22"/>
         </w:rPr>
-        <w:t xml:space="preserve">The “Show statistics terms” toggle is off by default — turn it on yourself when you are ready to introduce t*, z*, and </w:t>
-      </w:r>
-      <w:proofErr w:type="spellStart"/>
-      <w:r>
-        <w:rPr>
-          <w:rFonts w:ascii="Arial" w:eastAsia="Arial" w:hAnsi="Arial" w:cs="Arial"/>
-          <w:sz w:val="22"/>
-          <w:szCs w:val="22"/>
-        </w:rPr>
-        <w:t>df</w:t>
-      </w:r>
-      <w:proofErr w:type="spellEnd"/>
-      <w:r>
-        <w:rPr>
-          <w:rFonts w:ascii="Arial" w:eastAsia="Arial" w:hAnsi="Arial" w:cs="Arial"/>
-          <w:sz w:val="22"/>
-          <w:szCs w:val="22"/>
-        </w:rPr>
-        <w:t xml:space="preserve"> by name; leave it off if you want to stay at the intuitive level for the whole activity.</w:t>
+        <w:t xml:space="preserve">The “Show statistics terms” toggle is off by default — turn it on yourself when you are ready to introduce t*, z*, and df by name; leave it off if you want to stay at the intuitive level for the whole activity.</w:t>
       </w:r>
     </w:p>
     <w:p>
@@ -299,6 +281,60 @@
           <w:szCs w:val="22"/>
         </w:rPr>
         <w:t>“Clear all trial data” empties both hands’ inputs; “Load sample data” restores the built-in demo numbers. Useful if a group wants to reset without losing the worked example.</w:t>
+      </w:r>
+    </w:p>
+    <w:p>
+      <w:pPr>
+        <w:pStyle w:val="ListParagraph"/>
+        <w:numPr>
+          <w:ilvl w:val="0"/>
+          <w:numId w:val="1"/>
+        </w:numPr>
+        <w:spacing w:after="70"/>
+      </w:pPr>
+      <w:r>
+        <w:rPr>
+          <w:rFonts w:ascii="Arial" w:eastAsia="Arial" w:hAnsi="Arial" w:cs="Arial"/>
+          <w:sz w:val="22"/>
+          <w:szCs w:val="22"/>
+        </w:rPr>
+        <w:t xml:space="preserve">New: in Part 2 and Part 3, a group that is stuck or short on time can click “Show a completed example instead” to see every blank filled in correctly with a sample dataset — never their own numbers, and not the “Load sample data” demo either. “Back to my own data” returns them to whatever they had already typed, with nothing lost.</w:t>
+      </w:r>
+    </w:p>
+    <w:p>
+      <w:pPr>
+        <w:pStyle w:val="ListParagraph"/>
+        <w:numPr>
+          <w:ilvl w:val="0"/>
+          <w:numId w:val="1"/>
+        </w:numPr>
+        <w:spacing w:after="70"/>
+      </w:pPr>
+      <w:r>
+        <w:rPr>
+          <w:rFonts w:ascii="Arial" w:eastAsia="Arial" w:hAnsi="Arial" w:cs="Arial"/>
+          <w:sz w:val="22"/>
+          <w:szCs w:val="22"/>
+        </w:rPr>
+        <w:t xml:space="preserve">New: Part 3 now repeats the n and confidence-level controls from the top of the page, so groups do not have to scroll up to check what values are driving their calculations — changing either copy updates both.</w:t>
+      </w:r>
+    </w:p>
+    <w:p>
+      <w:pPr>
+        <w:pStyle w:val="ListParagraph"/>
+        <w:numPr>
+          <w:ilvl w:val="0"/>
+          <w:numId w:val="1"/>
+        </w:numPr>
+        <w:spacing w:after="70"/>
+      </w:pPr>
+      <w:r>
+        <w:rPr>
+          <w:rFonts w:ascii="Arial" w:eastAsia="Arial" w:hAnsi="Arial" w:cs="Arial"/>
+          <w:sz w:val="22"/>
+          <w:szCs w:val="22"/>
+        </w:rPr>
+        <w:t xml:space="preserve">New: trial data and typed answers now survive a group scrolling back up and interacting with Sections ① or ② mid-activity, so exploring earlier sections again will not wipe out later work.</w:t>
       </w:r>
     </w:p>
     <w:p>
@@ -330,7 +366,7 @@
           <w:sz w:val="22"/>
           <w:szCs w:val="22"/>
         </w:rPr>
-        <w:t>①  The Shape of Uncertainty</w:t>
+        <w:t xml:space="preserve">①  The Shape of Uncertainty</w:t>
       </w:r>
     </w:p>
     <w:p>
@@ -348,7 +384,7 @@
           <w:sz w:val="21"/>
           <w:szCs w:val="21"/>
         </w:rPr>
-        <w:t>The multiplier shrinks as n grows (more trials → more trustworthy spread estimate) and grows as the confidence level increases (more confidence → wider net). Most groups find the n change (2 → 15) moves the multiplier more dramatically than the confidence change (90% → 99%) — worth polling the class on this before revealing it.</w:t>
+        <w:t xml:space="preserve">The multiplier shrinks as n grows (more trials → more trustworthy spread estimate) and grows as the confidence level increases (more confidence → wider net). Most groups find the n change (2 → 15) moves the multiplier more dramatically than the confidence change (90% → 99%) — worth polling the class on this before revealing it.</w:t>
       </w:r>
     </w:p>
     <w:p>
@@ -366,7 +402,7 @@
           <w:sz w:val="21"/>
           <w:szCs w:val="21"/>
         </w:rPr>
-        <w:t>The solid curve is their own sample's curve (the t-distribution, if using the technical toggle); the dashed curve is what an impossibly huge sample would look like (the normal / z distribution). Watch for students who think the dashed curve is “wrong” — it is a reference point, not an error.</w:t>
+        <w:t xml:space="preserve">The solid curve is their own sample's curve (the t-distribution, if using the technical toggle); the dashed curve is what an impossibly huge sample would look like (the normal / z distribution). Watch for students who think the dashed curve is “wrong” — it is a reference point, not an error.</w:t>
       </w:r>
     </w:p>
     <w:p>
@@ -381,7 +417,7 @@
           <w:sz w:val="22"/>
           <w:szCs w:val="22"/>
         </w:rPr>
-        <w:t>②  Where Does This Curve Actually Come From?</w:t>
+        <w:t xml:space="preserve">②  Where Does This Curve Actually Come From?</w:t>
       </w:r>
     </w:p>
     <w:p>
@@ -432,7 +468,7 @@
           <w:sz w:val="22"/>
           <w:szCs w:val="22"/>
         </w:rPr>
-        <w:t>③  Part 1 — Your Data</w:t>
+        <w:t xml:space="preserve">③  Part 1 — Your Data</w:t>
       </w:r>
     </w:p>
     <w:p>
@@ -466,7 +502,7 @@
           <w:sz w:val="22"/>
           <w:szCs w:val="22"/>
         </w:rPr>
-        <w:t>④  Part 2 — Two Key Concepts</w:t>
+        <w:t xml:space="preserve">④  Part 2 — Two Key Concepts</w:t>
       </w:r>
     </w:p>
     <w:p>
@@ -484,7 +520,7 @@
           <w:sz w:val="21"/>
           <w:szCs w:val="21"/>
         </w:rPr>
-        <w:t>The missing value is completely determined — zero freedom — once the mean and the other n − 1 values are fixed. That lost degree of freedom is exactly why the variance formula divides by n − 1 rather than n.</w:t>
+        <w:t xml:space="preserve">The missing value is completely determined — zero freedom — once the mean and the other n − 1 values are fixed. That lost degree of freedom is exactly why the variance formula divides by n − 1 rather than n.</w:t>
       </w:r>
     </w:p>
     <w:p>
@@ -499,7 +535,7 @@
           <w:sz w:val="22"/>
           <w:szCs w:val="22"/>
         </w:rPr>
-        <w:t>⑤  Part 3 — Calculate Your Statistics</w:t>
+        <w:t xml:space="preserve">⑤  Part 3 — Calculate Your Statistics</w:t>
       </w:r>
     </w:p>
     <w:p>
@@ -550,7 +586,7 @@
           <w:sz w:val="22"/>
           <w:szCs w:val="22"/>
         </w:rPr>
-        <w:t>⑥  Part 4 — In Your Own Words</w:t>
+        <w:t xml:space="preserve">⑥  Part 4 — In Your Own Words</w:t>
       </w:r>
     </w:p>
     <w:p>
@@ -568,25 +604,7 @@
           <w:sz w:val="21"/>
           <w:szCs w:val="21"/>
         </w:rPr>
-        <w:t>With n = 30 (</w:t>
-      </w:r>
-      <w:proofErr w:type="spellStart"/>
-      <w:r>
-        <w:rPr>
-          <w:rFonts w:ascii="Arial" w:eastAsia="Arial" w:hAnsi="Arial" w:cs="Arial"/>
-          <w:sz w:val="21"/>
-          <w:szCs w:val="21"/>
-        </w:rPr>
-        <w:t>df</w:t>
-      </w:r>
-      <w:proofErr w:type="spellEnd"/>
-      <w:r>
-        <w:rPr>
-          <w:rFonts w:ascii="Arial" w:eastAsia="Arial" w:hAnsi="Arial" w:cs="Arial"/>
-          <w:sz w:val="21"/>
-          <w:szCs w:val="21"/>
-        </w:rPr>
-        <w:t xml:space="preserve"> = 29), t* drops close to its z* floor and SEM shrinks (more trials), so the interval narrows substantially compared to n = 5. Have a few students share their prediction before they check it — the reveal lands better after a genuine guess.</w:t>
+        <w:t xml:space="preserve">With n = 30 (df = 29), t* drops close to its z* floor and SEM shrinks (more trials), so the interval narrows substantially compared to n = 5. Have a few students share their prediction before they check it — the reveal lands better after a genuine guess.</w:t>
       </w:r>
     </w:p>
     <w:p>
@@ -730,14 +748,34 @@
         </w:rPr>
         <w:t xml:space="preserve">Tool link: </w:t>
       </w:r>
-      <w:r>
-        <w:rPr>
-          <w:rFonts w:ascii="Arial" w:eastAsia="Arial" w:hAnsi="Arial" w:cs="Arial"/>
-          <w:sz w:val="22"/>
-          <w:szCs w:val="22"/>
-        </w:rPr>
-        <w:t>________________________________________</w:t>
-      </w:r>
+      <w:hyperlink r:id="rId6" w:history="1">
+        <w:r>
+          <w:rPr>
+            <w:rStyle w:val="Hyperlink"/>
+            <w:rFonts w:ascii="Arial" w:eastAsia="Arial" w:hAnsi="Arial" w:cs="Arial"/>
+            <w:b/>
+            <w:bCs/>
+            <w:sz w:val="22"/>
+            <w:szCs w:val="22"/>
+          </w:rPr>
+          <w:t>https://lizferguson5.github.io/exploring-confidence-intervals/</w:t>
+        </w:r>
+      </w:hyperlink>
+      <w:r>
+        <w:rPr>
+          <w:rFonts w:ascii="Arial" w:eastAsia="Arial" w:hAnsi="Arial" w:cs="Arial"/>
+          <w:b/>
+          <w:bCs/>
+          <w:sz w:val="22"/>
+          <w:szCs w:val="22"/>
+        </w:rPr>
+        <w:t xml:space="preserve"> </w:t>
+      </w:r>
+    </w:p>
+    <w:p>
+      <w:pPr>
+        <w:spacing w:after="160"/>
+      </w:pPr>
     </w:p>
     <w:tbl>
       <w:tblPr>
@@ -819,7 +857,7 @@
           <w:sz w:val="25"/>
           <w:szCs w:val="25"/>
         </w:rPr>
-        <w:t>①  The Shape of Uncertainty</w:t>
+        <w:t xml:space="preserve">①  The Shape of Uncertainty</w:t>
       </w:r>
     </w:p>
     <w:p>
@@ -907,25 +945,7 @@
           <w:sz w:val="22"/>
           <w:szCs w:val="22"/>
         </w:rPr>
-        <w:t xml:space="preserve">Turn on “Show statistics terms (t, z, </w:t>
-      </w:r>
-      <w:proofErr w:type="spellStart"/>
-      <w:r>
-        <w:rPr>
-          <w:rFonts w:ascii="Arial" w:eastAsia="Arial" w:hAnsi="Arial" w:cs="Arial"/>
-          <w:sz w:val="22"/>
-          <w:szCs w:val="22"/>
-        </w:rPr>
-        <w:t>df</w:t>
-      </w:r>
-      <w:proofErr w:type="spellEnd"/>
-      <w:r>
-        <w:rPr>
-          <w:rFonts w:ascii="Arial" w:eastAsia="Arial" w:hAnsi="Arial" w:cs="Arial"/>
-          <w:sz w:val="22"/>
-          <w:szCs w:val="22"/>
-        </w:rPr>
-        <w:t>)” and read both explanation boxes that appear.</w:t>
+        <w:t xml:space="preserve">Turn on “Show statistics terms (t, z, df)” and read both explanation boxes that appear.</w:t>
       </w:r>
     </w:p>
     <w:p>
@@ -965,7 +985,7 @@
           <w:sz w:val="22"/>
           <w:szCs w:val="22"/>
         </w:rPr>
-        <w:t>What happened to the multiplier as n increased, and what happened to it as confidence level increased? Which one changed it more?</w:t>
+        <w:t xml:space="preserve">As n went from 2 to 15, did the multiplier get bigger or smaller? As confidence level went from 90% to 99%, did the multiplier get bigger or smaller?</w:t>
       </w:r>
     </w:p>
     <w:p>
@@ -1019,7 +1039,7 @@
           <w:sz w:val="22"/>
           <w:szCs w:val="22"/>
         </w:rPr>
-        <w:t>In your own words, what is the difference between the solid curve and the dashed curve?</w:t>
+        <w:t xml:space="preserve">The solid curve uses your actual number of trials. What does the dashed curve represent instead?</w:t>
       </w:r>
     </w:p>
     <w:p>
@@ -1066,7 +1086,7 @@
           <w:sz w:val="25"/>
           <w:szCs w:val="25"/>
         </w:rPr>
-        <w:t>②  Where Does This Curve Actually Come From?</w:t>
+        <w:t xml:space="preserve">②  Where Does This Curve Actually Come From?</w:t>
       </w:r>
     </w:p>
     <w:p>
@@ -1164,6 +1184,35 @@
           <w:rFonts w:ascii="Arial" w:eastAsia="Arial" w:hAnsi="Arial" w:cs="Arial"/>
           <w:b/>
           <w:bCs/>
+          <w:i/>
+          <w:iCs/>
+          <w:color w:val="8B5E1E"/>
+          <w:sz w:val="22"/>
+          <w:szCs w:val="22"/>
+        </w:rPr>
+        <w:t xml:space="preserve">Say first: </w:t>
+      </w:r>
+      <w:r>
+        <w:rPr>
+          <w:rFonts w:ascii="Arial" w:eastAsia="Arial" w:hAnsi="Arial" w:cs="Arial"/>
+          <w:i/>
+          <w:iCs/>
+          <w:color w:val="8B5E1E"/>
+          <w:sz w:val="22"/>
+          <w:szCs w:val="22"/>
+        </w:rPr>
+        <w:t xml:space="preserve">None of the 4,000 virtual groups has a real difference built in — the two hands are set up to be exactly the same. Each group still gets its own 5 random numbers, the same way your own 5 trials would look a little different if you repeated them.</w:t>
+      </w:r>
+    </w:p>
+    <w:p>
+      <w:pPr>
+        <w:spacing w:after="60"/>
+      </w:pPr>
+      <w:r>
+        <w:rPr>
+          <w:rFonts w:ascii="Arial" w:eastAsia="Arial" w:hAnsi="Arial" w:cs="Arial"/>
+          <w:b/>
+          <w:bCs/>
           <w:color w:val="1F4E79"/>
           <w:sz w:val="22"/>
           <w:szCs w:val="22"/>
@@ -1176,7 +1225,7 @@
           <w:sz w:val="22"/>
           <w:szCs w:val="22"/>
         </w:rPr>
-        <w:t>This simulation assumes there is truly no real difference between the two hands. So why isn’t every virtual group’s result exactly 0? Where is all that spread coming from?</w:t>
+        <w:t xml:space="preserve">If there’s no real difference between the hands, why do the group averages still spread out instead of all landing on exactly 0?</w:t>
       </w:r>
     </w:p>
     <w:p>
@@ -1231,7 +1280,7 @@
           <w:sz w:val="22"/>
           <w:szCs w:val="22"/>
         </w:rPr>
-        <w:t>What happened to the width of the histogram when you moved from n = 5 to n = 15?</w:t>
+        <w:t xml:space="preserve">Did the histogram get wider or narrower when you changed n from 5 to 15?</w:t>
       </w:r>
     </w:p>
     <w:p>
@@ -1278,7 +1327,7 @@
           <w:sz w:val="25"/>
           <w:szCs w:val="25"/>
         </w:rPr>
-        <w:t>③  Part 1 — Your Data</w:t>
+        <w:t xml:space="preserve">③  Part 1 — Your Data</w:t>
       </w:r>
     </w:p>
     <w:p>
@@ -1343,7 +1392,7 @@
           <w:sz w:val="25"/>
           <w:szCs w:val="25"/>
         </w:rPr>
-        <w:t>④  Part 2 — Two Key Concepts</w:t>
+        <w:t xml:space="preserve">④  Part 2 — Two Key Concepts</w:t>
       </w:r>
     </w:p>
     <w:p>
@@ -1382,6 +1431,24 @@
     </w:p>
     <w:p>
       <w:pPr>
+        <w:pStyle w:val="ListParagraph"/>
+        <w:numPr>
+          <w:ilvl w:val="0"/>
+          <w:numId w:val="1"/>
+        </w:numPr>
+        <w:spacing w:after="70"/>
+      </w:pPr>
+      <w:r>
+        <w:rPr>
+          <w:rFonts w:ascii="Arial" w:eastAsia="Arial" w:hAnsi="Arial" w:cs="Arial"/>
+          <w:sz w:val="22"/>
+          <w:szCs w:val="22"/>
+        </w:rPr>
+        <w:t xml:space="preserve">Stuck or short on time? Click “Show a completed example instead” to see this section filled in correctly with sample numbers, then click “Back to my own data” to pick back up where you left off.</w:t>
+      </w:r>
+    </w:p>
+    <w:p>
+      <w:pPr>
         <w:spacing w:after="40"/>
       </w:pPr>
       <w:r>
@@ -1405,6 +1472,35 @@
           <w:rFonts w:ascii="Arial" w:eastAsia="Arial" w:hAnsi="Arial" w:cs="Arial"/>
           <w:b/>
           <w:bCs/>
+          <w:i/>
+          <w:iCs/>
+          <w:color w:val="8B5E1E"/>
+          <w:sz w:val="22"/>
+          <w:szCs w:val="22"/>
+        </w:rPr>
+        <w:t xml:space="preserve">Say first: </w:t>
+      </w:r>
+      <w:r>
+        <w:rPr>
+          <w:rFonts w:ascii="Arial" w:eastAsia="Arial" w:hAnsi="Arial" w:cs="Arial"/>
+          <w:i/>
+          <w:iCs/>
+          <w:color w:val="8B5E1E"/>
+          <w:sz w:val="22"/>
+          <w:szCs w:val="22"/>
+        </w:rPr>
+        <w:t xml:space="preserve">You just calculated the missing value in Concept B using the mean and the other four numbers. That means the last number was not a free choice — the other four numbers and the mean already forced it to be one exact value.</w:t>
+      </w:r>
+    </w:p>
+    <w:p>
+      <w:pPr>
+        <w:spacing w:after="60"/>
+      </w:pPr>
+      <w:r>
+        <w:rPr>
+          <w:rFonts w:ascii="Arial" w:eastAsia="Arial" w:hAnsi="Arial" w:cs="Arial"/>
+          <w:b/>
+          <w:bCs/>
           <w:color w:val="1F4E79"/>
           <w:sz w:val="22"/>
           <w:szCs w:val="22"/>
@@ -1417,7 +1513,7 @@
           <w:sz w:val="22"/>
           <w:szCs w:val="22"/>
         </w:rPr>
-        <w:t>Once you know the mean and four of the five values in Concept B, how much freedom does that last value actually have — and why is that the reason we divide by n − 1?</w:t>
+        <w:t xml:space="preserve">Out of the 5 numbers, how many were truly free to be anything, and how many were locked in?</w:t>
       </w:r>
     </w:p>
     <w:p>
@@ -1464,7 +1560,7 @@
           <w:sz w:val="25"/>
           <w:szCs w:val="25"/>
         </w:rPr>
-        <w:t>⑤  Part 3 — Calculate Your Statistics</w:t>
+        <w:t xml:space="preserve">⑤  Part 3 — Calculate Your Statistics</w:t>
       </w:r>
     </w:p>
     <w:p>
@@ -1516,25 +1612,7 @@
           <w:sz w:val="22"/>
           <w:szCs w:val="22"/>
         </w:rPr>
-        <w:t xml:space="preserve">Look up your own t* in the table using your </w:t>
-      </w:r>
-      <w:proofErr w:type="spellStart"/>
-      <w:r>
-        <w:rPr>
-          <w:rFonts w:ascii="Arial" w:eastAsia="Arial" w:hAnsi="Arial" w:cs="Arial"/>
-          <w:sz w:val="22"/>
-          <w:szCs w:val="22"/>
-        </w:rPr>
-        <w:t>df</w:t>
-      </w:r>
-      <w:proofErr w:type="spellEnd"/>
-      <w:r>
-        <w:rPr>
-          <w:rFonts w:ascii="Arial" w:eastAsia="Arial" w:hAnsi="Arial" w:cs="Arial"/>
-          <w:sz w:val="22"/>
-          <w:szCs w:val="22"/>
-        </w:rPr>
-        <w:t>, then fill in your confidence interval.</w:t>
+        <w:t xml:space="preserve">Look up your own t* in the table using your df, then fill in your confidence interval.</w:t>
       </w:r>
     </w:p>
     <w:p>
@@ -1553,6 +1631,42 @@
           <w:szCs w:val="22"/>
         </w:rPr>
         <w:t>Check the number line at the bottom to see whether your two hands’ intervals overlap.</w:t>
+      </w:r>
+    </w:p>
+    <w:p>
+      <w:pPr>
+        <w:pStyle w:val="ListParagraph"/>
+        <w:numPr>
+          <w:ilvl w:val="0"/>
+          <w:numId w:val="1"/>
+        </w:numPr>
+        <w:spacing w:after="70"/>
+      </w:pPr>
+      <w:r>
+        <w:rPr>
+          <w:rFonts w:ascii="Arial" w:eastAsia="Arial" w:hAnsi="Arial" w:cs="Arial"/>
+          <w:sz w:val="22"/>
+          <w:szCs w:val="22"/>
+        </w:rPr>
+        <w:t xml:space="preserve">You’ll see n and confidence level shown again at the top of this section — they’re the same values from Section ①. Change either one here and both places update together.</w:t>
+      </w:r>
+    </w:p>
+    <w:p>
+      <w:pPr>
+        <w:pStyle w:val="ListParagraph"/>
+        <w:numPr>
+          <w:ilvl w:val="0"/>
+          <w:numId w:val="1"/>
+        </w:numPr>
+        <w:spacing w:after="70"/>
+      </w:pPr>
+      <w:r>
+        <w:rPr>
+          <w:rFonts w:ascii="Arial" w:eastAsia="Arial" w:hAnsi="Arial" w:cs="Arial"/>
+          <w:sz w:val="22"/>
+          <w:szCs w:val="22"/>
+        </w:rPr>
+        <w:t xml:space="preserve">Stuck or short on time? Click “Show a completed example instead” to see every blank filled in correctly with sample numbers, then click “Back to my own data” to keep going with your own.</w:t>
       </w:r>
     </w:p>
     <w:p>
@@ -1592,7 +1706,7 @@
           <w:sz w:val="22"/>
           <w:szCs w:val="22"/>
         </w:rPr>
-        <w:t>Do your two hands’ confidence intervals overlap? What does that tell you about whether one hand is really faster?</w:t>
+        <w:t xml:space="preserve">Do your two hands’ confidence intervals overlap? What does that tell you about whether one hand is really faster?</w:t>
       </w:r>
     </w:p>
     <w:p>
@@ -1646,7 +1760,7 @@
           <w:sz w:val="22"/>
           <w:szCs w:val="22"/>
         </w:rPr>
-        <w:t>What is one change you could make to your data collection that would narrow your interval?</w:t>
+        <w:t xml:space="preserve">What is one change you could make to your data collection that would narrow your interval?</w:t>
       </w:r>
     </w:p>
     <w:p>
@@ -1693,7 +1807,7 @@
           <w:sz w:val="25"/>
           <w:szCs w:val="25"/>
         </w:rPr>
-        <w:t>⑥  Part 4 — In Your Own Words</w:t>
+        <w:t xml:space="preserve">⑥  Part 4 — In Your Own Words</w:t>
       </w:r>
     </w:p>
     <w:p>
@@ -1767,7 +1881,7 @@
           <w:sz w:val="22"/>
           <w:szCs w:val="22"/>
         </w:rPr>
-        <w:t>If we reran this whole activity with 30 trials per hand instead of 5, predict what would happen to the multiplier and the width of your interval — then check your prediction using the tool in Section ①.</w:t>
+        <w:t>Predict: if you used n = 30 instead of n = 5, would the multiplier be bigger or smaller? Would your interval be wider or narrower? Then go to Section ① and check by setting n to 30.</w:t>
       </w:r>
     </w:p>
     <w:p>
